--- a/QUESTIONNAIRE_ITEM_BY_ITEM_REVIEW.docx
+++ b/QUESTIONNAIRE_ITEM_BY_ITEM_REVIEW.docx
@@ -4042,7 +4042,7 @@
           <w:sz w:val="20"/>
           <w:szCs w:val="20"/>
         </w:rPr>
-        <w:t xml:space="preserve">納入正式資料契約與原始作答紀錄，用於記錄受試者作答所在地區（未來報告在地化之依據）；目前不作為模型特徵或規則引擎輸入。</w:t>
+        <w:t xml:space="preserve">納入正式資料契約與原始作答紀錄，並以國別代碼（TW／US／CA）隨 `ai_api_feature_row` 送至報告後端。**用途為決定報告中「人口尺度估計風險」採用哪一國的年齡標準化發生率作為分母，以及引用哪一國的篩檢建議依據**；本欄不參與 AI 風險分數運算，也不是規則引擎輸入。後端目前僅具備美國與加拿大之人口基準，其餘選項（臺灣、香港、中國、日本、馬來西亞）與未作答一律採用台灣（國健署）基準，報告會在該行明確標示所用分母。</w:t>
       </w:r>
     </w:p>
     <w:p>

--- a/QUESTIONNAIRE_ITEM_BY_ITEM_REVIEW.docx
+++ b/QUESTIONNAIRE_ITEM_BY_ITEM_REVIEW.docx
@@ -30,7 +30,7 @@
           <w:sz w:val="20"/>
           <w:szCs w:val="20"/>
         </w:rPr>
-        <w:t xml:space="preserve">問卷版本：questionnaire/2026-09-07-v19.8-phase1</w:t>
+        <w:t xml:space="preserve">問卷版本：questionnaire/2026-09-08-v19.9-phase1</w:t>
       </w:r>
     </w:p>
     <w:p>
@@ -14955,6 +14955,68 @@
                 <w:sz w:val="20"/>
                 <w:szCs w:val="20"/>
               </w:rPr>
+              <w:t xml:space="preserve">symptoms_breast.option_05</w:t>
+            </w:r>
+          </w:p>
+        </w:tc>
+        <w:tc>
+          <w:tcPr>
+            <w:tcW w:type="pct" w:w="39%"/>
+          </w:tcPr>
+          <w:p>
+            <w:pPr>
+              <w:spacing w:after="80"/>
+            </w:pPr>
+            <w:r>
+              <w:rPr>
+                <w:rFonts w:ascii="Microsoft JhengHei" w:cs="Microsoft JhengHei" w:eastAsia="Microsoft JhengHei" w:hAnsi="Microsoft JhengHei"/>
+                <w:b w:val="false"/>
+                <w:bCs w:val="false"/>
+                <w:sz w:val="20"/>
+                <w:szCs w:val="20"/>
+              </w:rPr>
+              <w:t xml:space="preserve">乳房疼痛或脹痛</w:t>
+            </w:r>
+          </w:p>
+        </w:tc>
+        <w:tc>
+          <w:tcPr>
+            <w:tcW w:type="pct" w:w="39%"/>
+          </w:tcPr>
+          <w:p>
+            <w:pPr>
+              <w:spacing w:after="80"/>
+            </w:pPr>
+            <w:r>
+              <w:rPr>
+                <w:rFonts w:ascii="Microsoft JhengHei" w:cs="Microsoft JhengHei" w:eastAsia="Microsoft JhengHei" w:hAnsi="Microsoft JhengHei"/>
+                <w:b w:val="false"/>
+                <w:bCs w:val="false"/>
+                <w:sz w:val="20"/>
+                <w:szCs w:val="20"/>
+              </w:rPr>
+              <w:t xml:space="preserve">Breast pain or tenderness</w:t>
+            </w:r>
+          </w:p>
+        </w:tc>
+      </w:tr>
+      <w:tr>
+        <w:tc>
+          <w:tcPr>
+            <w:tcW w:type="pct" w:w="22%"/>
+          </w:tcPr>
+          <w:p>
+            <w:pPr>
+              <w:spacing w:after="80"/>
+            </w:pPr>
+            <w:r>
+              <w:rPr>
+                <w:rFonts w:ascii="Microsoft JhengHei" w:cs="Microsoft JhengHei" w:eastAsia="Microsoft JhengHei" w:hAnsi="Microsoft JhengHei"/>
+                <w:b w:val="false"/>
+                <w:bCs w:val="false"/>
+                <w:sz w:val="20"/>
+                <w:szCs w:val="20"/>
+              </w:rPr>
               <w:t xml:space="preserve">none</w:t>
             </w:r>
           </w:p>
@@ -34015,7 +34077,7 @@
           <w:sz w:val="20"/>
           <w:szCs w:val="20"/>
         </w:rPr>
-        <w:t xml:space="preserve">無額外條件，依題序顯示。</w:t>
+        <w:t xml:space="preserve">併入「腸道與下腹部症狀」題組，以勾選項呈現，不單獨出現一頁；勾選＝是、未勾選＝否、整組選「不確定」時記為不確定。</w:t>
       </w:r>
     </w:p>
     <w:p>
@@ -34484,7 +34546,7 @@
           <w:sz w:val="24"/>
           <w:szCs w:val="24"/>
         </w:rPr>
-        <w:t xml:space="preserve">48. 初經（第一次月經）來潮年齡</w:t>
+        <w:t xml:space="preserve">48. 最近 6 個月內，您的乳房是否曾有疼痛或脹痛？</w:t>
       </w:r>
     </w:p>
     <w:p>
@@ -34509,7 +34571,7 @@
           <w:sz w:val="20"/>
           <w:szCs w:val="20"/>
         </w:rPr>
-        <w:t xml:space="preserve">女性相關資訊</w:t>
+        <w:t xml:space="preserve">近期症狀</w:t>
       </w:r>
     </w:p>
     <w:p>
@@ -34534,7 +34596,7 @@
           <w:sz w:val="20"/>
           <w:szCs w:val="20"/>
         </w:rPr>
-        <w:t xml:space="preserve">menarche_age</w:t>
+        <w:t xml:space="preserve">mastalgia</w:t>
       </w:r>
     </w:p>
     <w:p>
@@ -34559,7 +34621,7 @@
           <w:sz w:val="20"/>
           <w:szCs w:val="20"/>
         </w:rPr>
-        <w:t xml:space="preserve">female_health.menarche_age</w:t>
+        <w:t xml:space="preserve">rule_inputs.symptom_mastalgia</w:t>
       </w:r>
     </w:p>
     <w:p>
@@ -34584,7 +34646,7 @@
           <w:sz w:val="20"/>
           <w:szCs w:val="20"/>
         </w:rPr>
-        <w:t xml:space="preserve">初經（第一次月經）來潮年齡</w:t>
+        <w:t xml:space="preserve">最近 6 個月內，您的乳房是否曾有疼痛或脹痛？</w:t>
       </w:r>
     </w:p>
     <w:p>
@@ -34609,7 +34671,7 @@
           <w:sz w:val="20"/>
           <w:szCs w:val="20"/>
         </w:rPr>
-        <w:t xml:space="preserve">Age at first menstruation</w:t>
+        <w:t xml:space="preserve">During the past 6 months, have you had breast pain or tenderness?</w:t>
       </w:r>
     </w:p>
     <w:p>
@@ -34709,7 +34771,7 @@
           <w:sz w:val="20"/>
           <w:szCs w:val="20"/>
         </w:rPr>
-        <w:t xml:space="preserve">僅性別選擇「女性」時顯示。</w:t>
+        <w:t xml:space="preserve">僅性別選擇「女性」時顯示。本題自 v19.9 起併入「乳房症狀」題組，以勾選項呈現，不再單獨出現一頁；勾選＝是、未勾選＝否、整組選「不確定」時記為不確定。</w:t>
       </w:r>
     </w:p>
     <w:p>
@@ -34734,7 +34796,7 @@
           <w:sz w:val="20"/>
           <w:szCs w:val="20"/>
         </w:rPr>
-        <w:t xml:space="preserve">依題目文字與選項作答。</w:t>
+        <w:t xml:space="preserve">回想最近 6 個月；乳房疼痛本身不代表癌症。</w:t>
       </w:r>
     </w:p>
     <w:p>
@@ -34904,47 +34966,47 @@
                 <w:sz w:val="20"/>
                 <w:szCs w:val="20"/>
               </w:rPr>
-              <w:t xml:space="preserve">menarche_age.option_01</w:t>
-            </w:r>
-          </w:p>
-        </w:tc>
-        <w:tc>
-          <w:tcPr>
-            <w:tcW w:type="pct" w:w="39%"/>
-          </w:tcPr>
-          <w:p>
-            <w:pPr>
-              <w:spacing w:after="80"/>
-            </w:pPr>
-            <w:r>
-              <w:rPr>
-                <w:rFonts w:ascii="Microsoft JhengHei" w:cs="Microsoft JhengHei" w:eastAsia="Microsoft JhengHei" w:hAnsi="Microsoft JhengHei"/>
-                <w:b w:val="false"/>
-                <w:bCs w:val="false"/>
-                <w:sz w:val="20"/>
-                <w:szCs w:val="20"/>
-              </w:rPr>
-              <w:t xml:space="preserve">12 歲以前（含 12 歲）</w:t>
-            </w:r>
-          </w:p>
-        </w:tc>
-        <w:tc>
-          <w:tcPr>
-            <w:tcW w:type="pct" w:w="39%"/>
-          </w:tcPr>
-          <w:p>
-            <w:pPr>
-              <w:spacing w:after="80"/>
-            </w:pPr>
-            <w:r>
-              <w:rPr>
-                <w:rFonts w:ascii="Microsoft JhengHei" w:cs="Microsoft JhengHei" w:eastAsia="Microsoft JhengHei" w:hAnsi="Microsoft JhengHei"/>
-                <w:b w:val="false"/>
-                <w:bCs w:val="false"/>
-                <w:sz w:val="20"/>
-                <w:szCs w:val="20"/>
-              </w:rPr>
-              <w:t xml:space="preserve">Age 12 or younger</w:t>
+              <w:t xml:space="preserve">yes</w:t>
+            </w:r>
+          </w:p>
+        </w:tc>
+        <w:tc>
+          <w:tcPr>
+            <w:tcW w:type="pct" w:w="39%"/>
+          </w:tcPr>
+          <w:p>
+            <w:pPr>
+              <w:spacing w:after="80"/>
+            </w:pPr>
+            <w:r>
+              <w:rPr>
+                <w:rFonts w:ascii="Microsoft JhengHei" w:cs="Microsoft JhengHei" w:eastAsia="Microsoft JhengHei" w:hAnsi="Microsoft JhengHei"/>
+                <w:b w:val="false"/>
+                <w:bCs w:val="false"/>
+                <w:sz w:val="20"/>
+                <w:szCs w:val="20"/>
+              </w:rPr>
+              <w:t xml:space="preserve">是</w:t>
+            </w:r>
+          </w:p>
+        </w:tc>
+        <w:tc>
+          <w:tcPr>
+            <w:tcW w:type="pct" w:w="39%"/>
+          </w:tcPr>
+          <w:p>
+            <w:pPr>
+              <w:spacing w:after="80"/>
+            </w:pPr>
+            <w:r>
+              <w:rPr>
+                <w:rFonts w:ascii="Microsoft JhengHei" w:cs="Microsoft JhengHei" w:eastAsia="Microsoft JhengHei" w:hAnsi="Microsoft JhengHei"/>
+                <w:b w:val="false"/>
+                <w:bCs w:val="false"/>
+                <w:sz w:val="20"/>
+                <w:szCs w:val="20"/>
+              </w:rPr>
+              <w:t xml:space="preserve">Yes</w:t>
             </w:r>
           </w:p>
         </w:tc>
@@ -34966,47 +35028,109 @@
                 <w:sz w:val="20"/>
                 <w:szCs w:val="20"/>
               </w:rPr>
-              <w:t xml:space="preserve">menarche_age.option_02</w:t>
-            </w:r>
-          </w:p>
-        </w:tc>
-        <w:tc>
-          <w:tcPr>
-            <w:tcW w:type="pct" w:w="39%"/>
-          </w:tcPr>
-          <w:p>
-            <w:pPr>
-              <w:spacing w:after="80"/>
-            </w:pPr>
-            <w:r>
-              <w:rPr>
-                <w:rFonts w:ascii="Microsoft JhengHei" w:cs="Microsoft JhengHei" w:eastAsia="Microsoft JhengHei" w:hAnsi="Microsoft JhengHei"/>
-                <w:b w:val="false"/>
-                <w:bCs w:val="false"/>
-                <w:sz w:val="20"/>
-                <w:szCs w:val="20"/>
-              </w:rPr>
-              <w:t xml:space="preserve">13 歲以後（含 13 歲）</w:t>
-            </w:r>
-          </w:p>
-        </w:tc>
-        <w:tc>
-          <w:tcPr>
-            <w:tcW w:type="pct" w:w="39%"/>
-          </w:tcPr>
-          <w:p>
-            <w:pPr>
-              <w:spacing w:after="80"/>
-            </w:pPr>
-            <w:r>
-              <w:rPr>
-                <w:rFonts w:ascii="Microsoft JhengHei" w:cs="Microsoft JhengHei" w:eastAsia="Microsoft JhengHei" w:hAnsi="Microsoft JhengHei"/>
-                <w:b w:val="false"/>
-                <w:bCs w:val="false"/>
-                <w:sz w:val="20"/>
-                <w:szCs w:val="20"/>
-              </w:rPr>
-              <w:t xml:space="preserve">Age 13 or older</w:t>
+              <w:t xml:space="preserve">no</w:t>
+            </w:r>
+          </w:p>
+        </w:tc>
+        <w:tc>
+          <w:tcPr>
+            <w:tcW w:type="pct" w:w="39%"/>
+          </w:tcPr>
+          <w:p>
+            <w:pPr>
+              <w:spacing w:after="80"/>
+            </w:pPr>
+            <w:r>
+              <w:rPr>
+                <w:rFonts w:ascii="Microsoft JhengHei" w:cs="Microsoft JhengHei" w:eastAsia="Microsoft JhengHei" w:hAnsi="Microsoft JhengHei"/>
+                <w:b w:val="false"/>
+                <w:bCs w:val="false"/>
+                <w:sz w:val="20"/>
+                <w:szCs w:val="20"/>
+              </w:rPr>
+              <w:t xml:space="preserve">否</w:t>
+            </w:r>
+          </w:p>
+        </w:tc>
+        <w:tc>
+          <w:tcPr>
+            <w:tcW w:type="pct" w:w="39%"/>
+          </w:tcPr>
+          <w:p>
+            <w:pPr>
+              <w:spacing w:after="80"/>
+            </w:pPr>
+            <w:r>
+              <w:rPr>
+                <w:rFonts w:ascii="Microsoft JhengHei" w:cs="Microsoft JhengHei" w:eastAsia="Microsoft JhengHei" w:hAnsi="Microsoft JhengHei"/>
+                <w:b w:val="false"/>
+                <w:bCs w:val="false"/>
+                <w:sz w:val="20"/>
+                <w:szCs w:val="20"/>
+              </w:rPr>
+              <w:t xml:space="preserve">No</w:t>
+            </w:r>
+          </w:p>
+        </w:tc>
+      </w:tr>
+      <w:tr>
+        <w:tc>
+          <w:tcPr>
+            <w:tcW w:type="pct" w:w="22%"/>
+          </w:tcPr>
+          <w:p>
+            <w:pPr>
+              <w:spacing w:after="80"/>
+            </w:pPr>
+            <w:r>
+              <w:rPr>
+                <w:rFonts w:ascii="Microsoft JhengHei" w:cs="Microsoft JhengHei" w:eastAsia="Microsoft JhengHei" w:hAnsi="Microsoft JhengHei"/>
+                <w:b w:val="false"/>
+                <w:bCs w:val="false"/>
+                <w:sz w:val="20"/>
+                <w:szCs w:val="20"/>
+              </w:rPr>
+              <w:t xml:space="preserve">unknown</w:t>
+            </w:r>
+          </w:p>
+        </w:tc>
+        <w:tc>
+          <w:tcPr>
+            <w:tcW w:type="pct" w:w="39%"/>
+          </w:tcPr>
+          <w:p>
+            <w:pPr>
+              <w:spacing w:after="80"/>
+            </w:pPr>
+            <w:r>
+              <w:rPr>
+                <w:rFonts w:ascii="Microsoft JhengHei" w:cs="Microsoft JhengHei" w:eastAsia="Microsoft JhengHei" w:hAnsi="Microsoft JhengHei"/>
+                <w:b w:val="false"/>
+                <w:bCs w:val="false"/>
+                <w:sz w:val="20"/>
+                <w:szCs w:val="20"/>
+              </w:rPr>
+              <w:t xml:space="preserve">不確定</w:t>
+            </w:r>
+          </w:p>
+        </w:tc>
+        <w:tc>
+          <w:tcPr>
+            <w:tcW w:type="pct" w:w="39%"/>
+          </w:tcPr>
+          <w:p>
+            <w:pPr>
+              <w:spacing w:after="80"/>
+            </w:pPr>
+            <w:r>
+              <w:rPr>
+                <w:rFonts w:ascii="Microsoft JhengHei" w:cs="Microsoft JhengHei" w:eastAsia="Microsoft JhengHei" w:hAnsi="Microsoft JhengHei"/>
+                <w:b w:val="false"/>
+                <w:bCs w:val="false"/>
+                <w:sz w:val="20"/>
+                <w:szCs w:val="20"/>
+              </w:rPr>
+              <w:t xml:space="preserve">Not sure</w:t>
             </w:r>
           </w:p>
         </w:tc>
@@ -35116,7 +35240,7 @@
           <w:sz w:val="24"/>
           <w:szCs w:val="24"/>
         </w:rPr>
-        <w:t xml:space="preserve">49. 目前停經（更年期）狀態</w:t>
+        <w:t xml:space="preserve">49. 初經（第一次月經）來潮年齡</w:t>
       </w:r>
     </w:p>
     <w:p>
@@ -35166,7 +35290,7 @@
           <w:sz w:val="20"/>
           <w:szCs w:val="20"/>
         </w:rPr>
-        <w:t xml:space="preserve">menopause_status</w:t>
+        <w:t xml:space="preserve">menarche_age</w:t>
       </w:r>
     </w:p>
     <w:p>
@@ -35191,7 +35315,7 @@
           <w:sz w:val="20"/>
           <w:szCs w:val="20"/>
         </w:rPr>
-        <w:t xml:space="preserve">female_health.menopause_status</w:t>
+        <w:t xml:space="preserve">female_health.menarche_age</w:t>
       </w:r>
     </w:p>
     <w:p>
@@ -35216,7 +35340,7 @@
           <w:sz w:val="20"/>
           <w:szCs w:val="20"/>
         </w:rPr>
-        <w:t xml:space="preserve">目前停經（更年期）狀態</w:t>
+        <w:t xml:space="preserve">初經（第一次月經）來潮年齡</w:t>
       </w:r>
     </w:p>
     <w:p>
@@ -35241,7 +35365,7 @@
           <w:sz w:val="20"/>
           <w:szCs w:val="20"/>
         </w:rPr>
-        <w:t xml:space="preserve">Current menopause status</w:t>
+        <w:t xml:space="preserve">Age at first menstruation</w:t>
       </w:r>
     </w:p>
     <w:p>
@@ -35536,47 +35660,47 @@
                 <w:sz w:val="20"/>
                 <w:szCs w:val="20"/>
               </w:rPr>
-              <w:t xml:space="preserve">menopause_status.option_01</w:t>
-            </w:r>
-          </w:p>
-        </w:tc>
-        <w:tc>
-          <w:tcPr>
-            <w:tcW w:type="pct" w:w="39%"/>
-          </w:tcPr>
-          <w:p>
-            <w:pPr>
-              <w:spacing w:after="80"/>
-            </w:pPr>
-            <w:r>
-              <w:rPr>
-                <w:rFonts w:ascii="Microsoft JhengHei" w:cs="Microsoft JhengHei" w:eastAsia="Microsoft JhengHei" w:hAnsi="Microsoft JhengHei"/>
-                <w:b w:val="false"/>
-                <w:bCs w:val="false"/>
-                <w:sz w:val="20"/>
-                <w:szCs w:val="20"/>
-              </w:rPr>
-              <w:t xml:space="preserve">尚未停經（仍有月經）</w:t>
-            </w:r>
-          </w:p>
-        </w:tc>
-        <w:tc>
-          <w:tcPr>
-            <w:tcW w:type="pct" w:w="39%"/>
-          </w:tcPr>
-          <w:p>
-            <w:pPr>
-              <w:spacing w:after="80"/>
-            </w:pPr>
-            <w:r>
-              <w:rPr>
-                <w:rFonts w:ascii="Microsoft JhengHei" w:cs="Microsoft JhengHei" w:eastAsia="Microsoft JhengHei" w:hAnsi="Microsoft JhengHei"/>
-                <w:b w:val="false"/>
-                <w:bCs w:val="false"/>
-                <w:sz w:val="20"/>
-                <w:szCs w:val="20"/>
-              </w:rPr>
-              <w:t xml:space="preserve">Not menopausal (still menstruating)</w:t>
+              <w:t xml:space="preserve">menarche_age.option_01</w:t>
+            </w:r>
+          </w:p>
+        </w:tc>
+        <w:tc>
+          <w:tcPr>
+            <w:tcW w:type="pct" w:w="39%"/>
+          </w:tcPr>
+          <w:p>
+            <w:pPr>
+              <w:spacing w:after="80"/>
+            </w:pPr>
+            <w:r>
+              <w:rPr>
+                <w:rFonts w:ascii="Microsoft JhengHei" w:cs="Microsoft JhengHei" w:eastAsia="Microsoft JhengHei" w:hAnsi="Microsoft JhengHei"/>
+                <w:b w:val="false"/>
+                <w:bCs w:val="false"/>
+                <w:sz w:val="20"/>
+                <w:szCs w:val="20"/>
+              </w:rPr>
+              <w:t xml:space="preserve">12 歲以前（含 12 歲）</w:t>
+            </w:r>
+          </w:p>
+        </w:tc>
+        <w:tc>
+          <w:tcPr>
+            <w:tcW w:type="pct" w:w="39%"/>
+          </w:tcPr>
+          <w:p>
+            <w:pPr>
+              <w:spacing w:after="80"/>
+            </w:pPr>
+            <w:r>
+              <w:rPr>
+                <w:rFonts w:ascii="Microsoft JhengHei" w:cs="Microsoft JhengHei" w:eastAsia="Microsoft JhengHei" w:hAnsi="Microsoft JhengHei"/>
+                <w:b w:val="false"/>
+                <w:bCs w:val="false"/>
+                <w:sz w:val="20"/>
+                <w:szCs w:val="20"/>
+              </w:rPr>
+              <w:t xml:space="preserve">Age 12 or younger</w:t>
             </w:r>
           </w:p>
         </w:tc>
@@ -35598,171 +35722,47 @@
                 <w:sz w:val="20"/>
                 <w:szCs w:val="20"/>
               </w:rPr>
-              <w:t xml:space="preserve">menopause_status.option_02</w:t>
-            </w:r>
-          </w:p>
-        </w:tc>
-        <w:tc>
-          <w:tcPr>
-            <w:tcW w:type="pct" w:w="39%"/>
-          </w:tcPr>
-          <w:p>
-            <w:pPr>
-              <w:spacing w:after="80"/>
-            </w:pPr>
-            <w:r>
-              <w:rPr>
-                <w:rFonts w:ascii="Microsoft JhengHei" w:cs="Microsoft JhengHei" w:eastAsia="Microsoft JhengHei" w:hAnsi="Microsoft JhengHei"/>
-                <w:b w:val="false"/>
-                <w:bCs w:val="false"/>
-                <w:sz w:val="20"/>
-                <w:szCs w:val="20"/>
-              </w:rPr>
-              <w:t xml:space="preserve">已停經（55 歲或以前停經）</w:t>
-            </w:r>
-          </w:p>
-        </w:tc>
-        <w:tc>
-          <w:tcPr>
-            <w:tcW w:type="pct" w:w="39%"/>
-          </w:tcPr>
-          <w:p>
-            <w:pPr>
-              <w:spacing w:after="80"/>
-            </w:pPr>
-            <w:r>
-              <w:rPr>
-                <w:rFonts w:ascii="Microsoft JhengHei" w:cs="Microsoft JhengHei" w:eastAsia="Microsoft JhengHei" w:hAnsi="Microsoft JhengHei"/>
-                <w:b w:val="false"/>
-                <w:bCs w:val="false"/>
-                <w:sz w:val="20"/>
-                <w:szCs w:val="20"/>
-              </w:rPr>
-              <w:t xml:space="preserve">Menopause at age 55 or earlier</w:t>
-            </w:r>
-          </w:p>
-        </w:tc>
-      </w:tr>
-      <w:tr>
-        <w:tc>
-          <w:tcPr>
-            <w:tcW w:type="pct" w:w="22%"/>
-          </w:tcPr>
-          <w:p>
-            <w:pPr>
-              <w:spacing w:after="80"/>
-            </w:pPr>
-            <w:r>
-              <w:rPr>
-                <w:rFonts w:ascii="Microsoft JhengHei" w:cs="Microsoft JhengHei" w:eastAsia="Microsoft JhengHei" w:hAnsi="Microsoft JhengHei"/>
-                <w:b w:val="false"/>
-                <w:bCs w:val="false"/>
-                <w:sz w:val="20"/>
-                <w:szCs w:val="20"/>
-              </w:rPr>
-              <w:t xml:space="preserve">menopause_status.option_03</w:t>
-            </w:r>
-          </w:p>
-        </w:tc>
-        <w:tc>
-          <w:tcPr>
-            <w:tcW w:type="pct" w:w="39%"/>
-          </w:tcPr>
-          <w:p>
-            <w:pPr>
-              <w:spacing w:after="80"/>
-            </w:pPr>
-            <w:r>
-              <w:rPr>
-                <w:rFonts w:ascii="Microsoft JhengHei" w:cs="Microsoft JhengHei" w:eastAsia="Microsoft JhengHei" w:hAnsi="Microsoft JhengHei"/>
-                <w:b w:val="false"/>
-                <w:bCs w:val="false"/>
-                <w:sz w:val="20"/>
-                <w:szCs w:val="20"/>
-              </w:rPr>
-              <w:t xml:space="preserve">已停經（55 歲或以後停經）</w:t>
-            </w:r>
-          </w:p>
-        </w:tc>
-        <w:tc>
-          <w:tcPr>
-            <w:tcW w:type="pct" w:w="39%"/>
-          </w:tcPr>
-          <w:p>
-            <w:pPr>
-              <w:spacing w:after="80"/>
-            </w:pPr>
-            <w:r>
-              <w:rPr>
-                <w:rFonts w:ascii="Microsoft JhengHei" w:cs="Microsoft JhengHei" w:eastAsia="Microsoft JhengHei" w:hAnsi="Microsoft JhengHei"/>
-                <w:b w:val="false"/>
-                <w:bCs w:val="false"/>
-                <w:sz w:val="20"/>
-                <w:szCs w:val="20"/>
-              </w:rPr>
-              <w:t xml:space="preserve">Menopause after age 55</w:t>
-            </w:r>
-          </w:p>
-        </w:tc>
-      </w:tr>
-      <w:tr>
-        <w:tc>
-          <w:tcPr>
-            <w:tcW w:type="pct" w:w="22%"/>
-          </w:tcPr>
-          <w:p>
-            <w:pPr>
-              <w:spacing w:after="80"/>
-            </w:pPr>
-            <w:r>
-              <w:rPr>
-                <w:rFonts w:ascii="Microsoft JhengHei" w:cs="Microsoft JhengHei" w:eastAsia="Microsoft JhengHei" w:hAnsi="Microsoft JhengHei"/>
-                <w:b w:val="false"/>
-                <w:bCs w:val="false"/>
-                <w:sz w:val="20"/>
-                <w:szCs w:val="20"/>
-              </w:rPr>
-              <w:t xml:space="preserve">menopause_status.option_04</w:t>
-            </w:r>
-          </w:p>
-        </w:tc>
-        <w:tc>
-          <w:tcPr>
-            <w:tcW w:type="pct" w:w="39%"/>
-          </w:tcPr>
-          <w:p>
-            <w:pPr>
-              <w:spacing w:after="80"/>
-            </w:pPr>
-            <w:r>
-              <w:rPr>
-                <w:rFonts w:ascii="Microsoft JhengHei" w:cs="Microsoft JhengHei" w:eastAsia="Microsoft JhengHei" w:hAnsi="Microsoft JhengHei"/>
-                <w:b w:val="false"/>
-                <w:bCs w:val="false"/>
-                <w:sz w:val="20"/>
-                <w:szCs w:val="20"/>
-              </w:rPr>
-              <w:t xml:space="preserve">已切除子宮或卵巢</w:t>
-            </w:r>
-          </w:p>
-        </w:tc>
-        <w:tc>
-          <w:tcPr>
-            <w:tcW w:type="pct" w:w="39%"/>
-          </w:tcPr>
-          <w:p>
-            <w:pPr>
-              <w:spacing w:after="80"/>
-            </w:pPr>
-            <w:r>
-              <w:rPr>
-                <w:rFonts w:ascii="Microsoft JhengHei" w:cs="Microsoft JhengHei" w:eastAsia="Microsoft JhengHei" w:hAnsi="Microsoft JhengHei"/>
-                <w:b w:val="false"/>
-                <w:bCs w:val="false"/>
-                <w:sz w:val="20"/>
-                <w:szCs w:val="20"/>
-              </w:rPr>
-              <w:t xml:space="preserve">Uterus or ovaries removed</w:t>
+              <w:t xml:space="preserve">menarche_age.option_02</w:t>
+            </w:r>
+          </w:p>
+        </w:tc>
+        <w:tc>
+          <w:tcPr>
+            <w:tcW w:type="pct" w:w="39%"/>
+          </w:tcPr>
+          <w:p>
+            <w:pPr>
+              <w:spacing w:after="80"/>
+            </w:pPr>
+            <w:r>
+              <w:rPr>
+                <w:rFonts w:ascii="Microsoft JhengHei" w:cs="Microsoft JhengHei" w:eastAsia="Microsoft JhengHei" w:hAnsi="Microsoft JhengHei"/>
+                <w:b w:val="false"/>
+                <w:bCs w:val="false"/>
+                <w:sz w:val="20"/>
+                <w:szCs w:val="20"/>
+              </w:rPr>
+              <w:t xml:space="preserve">13 歲以後（含 13 歲）</w:t>
+            </w:r>
+          </w:p>
+        </w:tc>
+        <w:tc>
+          <w:tcPr>
+            <w:tcW w:type="pct" w:w="39%"/>
+          </w:tcPr>
+          <w:p>
+            <w:pPr>
+              <w:spacing w:after="80"/>
+            </w:pPr>
+            <w:r>
+              <w:rPr>
+                <w:rFonts w:ascii="Microsoft JhengHei" w:cs="Microsoft JhengHei" w:eastAsia="Microsoft JhengHei" w:hAnsi="Microsoft JhengHei"/>
+                <w:b w:val="false"/>
+                <w:bCs w:val="false"/>
+                <w:sz w:val="20"/>
+                <w:szCs w:val="20"/>
+              </w:rPr>
+              <w:t xml:space="preserve">Age 13 or older</w:t>
             </w:r>
           </w:p>
         </w:tc>
@@ -35872,7 +35872,7 @@
           <w:sz w:val="24"/>
           <w:szCs w:val="24"/>
         </w:rPr>
-        <w:t xml:space="preserve">50. 最近 6 個月內，您的乳房是否曾有疼痛或脹痛？</w:t>
+        <w:t xml:space="preserve">50. 目前停經（更年期）狀態</w:t>
       </w:r>
     </w:p>
     <w:p>
@@ -35922,7 +35922,7 @@
           <w:sz w:val="20"/>
           <w:szCs w:val="20"/>
         </w:rPr>
-        <w:t xml:space="preserve">mastalgia</w:t>
+        <w:t xml:space="preserve">menopause_status</w:t>
       </w:r>
     </w:p>
     <w:p>
@@ -35947,7 +35947,7 @@
           <w:sz w:val="20"/>
           <w:szCs w:val="20"/>
         </w:rPr>
-        <w:t xml:space="preserve">rule_inputs.symptom_mastalgia</w:t>
+        <w:t xml:space="preserve">female_health.menopause_status</w:t>
       </w:r>
     </w:p>
     <w:p>
@@ -35972,7 +35972,7 @@
           <w:sz w:val="20"/>
           <w:szCs w:val="20"/>
         </w:rPr>
-        <w:t xml:space="preserve">最近 6 個月內，您的乳房是否曾有疼痛或脹痛？</w:t>
+        <w:t xml:space="preserve">目前停經（更年期）狀態</w:t>
       </w:r>
     </w:p>
     <w:p>
@@ -35997,7 +35997,7 @@
           <w:sz w:val="20"/>
           <w:szCs w:val="20"/>
         </w:rPr>
-        <w:t xml:space="preserve">During the past 6 months, have you had breast pain or tenderness?</w:t>
+        <w:t xml:space="preserve">Current menopause status</w:t>
       </w:r>
     </w:p>
     <w:p>
@@ -36097,7 +36097,7 @@
           <w:sz w:val="20"/>
           <w:szCs w:val="20"/>
         </w:rPr>
-        <w:t xml:space="preserve">僅性別選擇「女性」時顯示；不以是否勾選乳房症狀題組為條件（本題自 v19.8 起改於女性相關資訊段落、緊接停經狀態之後詢問）。</w:t>
+        <w:t xml:space="preserve">僅性別選擇「女性」時顯示。</w:t>
       </w:r>
     </w:p>
     <w:p>
@@ -36122,7 +36122,7 @@
           <w:sz w:val="20"/>
           <w:szCs w:val="20"/>
         </w:rPr>
-        <w:t xml:space="preserve">回想最近 6 個月；乳房疼痛本身不代表癌症。</w:t>
+        <w:t xml:space="preserve">依題目文字與選項作答。</w:t>
       </w:r>
     </w:p>
     <w:p>
@@ -36292,47 +36292,47 @@
                 <w:sz w:val="20"/>
                 <w:szCs w:val="20"/>
               </w:rPr>
-              <w:t xml:space="preserve">yes</w:t>
-            </w:r>
-          </w:p>
-        </w:tc>
-        <w:tc>
-          <w:tcPr>
-            <w:tcW w:type="pct" w:w="39%"/>
-          </w:tcPr>
-          <w:p>
-            <w:pPr>
-              <w:spacing w:after="80"/>
-            </w:pPr>
-            <w:r>
-              <w:rPr>
-                <w:rFonts w:ascii="Microsoft JhengHei" w:cs="Microsoft JhengHei" w:eastAsia="Microsoft JhengHei" w:hAnsi="Microsoft JhengHei"/>
-                <w:b w:val="false"/>
-                <w:bCs w:val="false"/>
-                <w:sz w:val="20"/>
-                <w:szCs w:val="20"/>
-              </w:rPr>
-              <w:t xml:space="preserve">是</w:t>
-            </w:r>
-          </w:p>
-        </w:tc>
-        <w:tc>
-          <w:tcPr>
-            <w:tcW w:type="pct" w:w="39%"/>
-          </w:tcPr>
-          <w:p>
-            <w:pPr>
-              <w:spacing w:after="80"/>
-            </w:pPr>
-            <w:r>
-              <w:rPr>
-                <w:rFonts w:ascii="Microsoft JhengHei" w:cs="Microsoft JhengHei" w:eastAsia="Microsoft JhengHei" w:hAnsi="Microsoft JhengHei"/>
-                <w:b w:val="false"/>
-                <w:bCs w:val="false"/>
-                <w:sz w:val="20"/>
-                <w:szCs w:val="20"/>
-              </w:rPr>
-              <w:t xml:space="preserve">Yes</w:t>
+              <w:t xml:space="preserve">menopause_status.option_01</w:t>
+            </w:r>
+          </w:p>
+        </w:tc>
+        <w:tc>
+          <w:tcPr>
+            <w:tcW w:type="pct" w:w="39%"/>
+          </w:tcPr>
+          <w:p>
+            <w:pPr>
+              <w:spacing w:after="80"/>
+            </w:pPr>
+            <w:r>
+              <w:rPr>
+                <w:rFonts w:ascii="Microsoft JhengHei" w:cs="Microsoft JhengHei" w:eastAsia="Microsoft JhengHei" w:hAnsi="Microsoft JhengHei"/>
+                <w:b w:val="false"/>
+                <w:bCs w:val="false"/>
+                <w:sz w:val="20"/>
+                <w:szCs w:val="20"/>
+              </w:rPr>
+              <w:t xml:space="preserve">尚未停經（仍有月經）</w:t>
+            </w:r>
+          </w:p>
+        </w:tc>
+        <w:tc>
+          <w:tcPr>
+            <w:tcW w:type="pct" w:w="39%"/>
+          </w:tcPr>
+          <w:p>
+            <w:pPr>
+              <w:spacing w:after="80"/>
+            </w:pPr>
+            <w:r>
+              <w:rPr>
+                <w:rFonts w:ascii="Microsoft JhengHei" w:cs="Microsoft JhengHei" w:eastAsia="Microsoft JhengHei" w:hAnsi="Microsoft JhengHei"/>
+                <w:b w:val="false"/>
+                <w:bCs w:val="false"/>
+                <w:sz w:val="20"/>
+                <w:szCs w:val="20"/>
+              </w:rPr>
+              <w:t xml:space="preserve">Not menopausal (still menstruating)</w:t>
             </w:r>
           </w:p>
         </w:tc>
@@ -36354,47 +36354,47 @@
                 <w:sz w:val="20"/>
                 <w:szCs w:val="20"/>
               </w:rPr>
-              <w:t xml:space="preserve">no</w:t>
-            </w:r>
-          </w:p>
-        </w:tc>
-        <w:tc>
-          <w:tcPr>
-            <w:tcW w:type="pct" w:w="39%"/>
-          </w:tcPr>
-          <w:p>
-            <w:pPr>
-              <w:spacing w:after="80"/>
-            </w:pPr>
-            <w:r>
-              <w:rPr>
-                <w:rFonts w:ascii="Microsoft JhengHei" w:cs="Microsoft JhengHei" w:eastAsia="Microsoft JhengHei" w:hAnsi="Microsoft JhengHei"/>
-                <w:b w:val="false"/>
-                <w:bCs w:val="false"/>
-                <w:sz w:val="20"/>
-                <w:szCs w:val="20"/>
-              </w:rPr>
-              <w:t xml:space="preserve">否</w:t>
-            </w:r>
-          </w:p>
-        </w:tc>
-        <w:tc>
-          <w:tcPr>
-            <w:tcW w:type="pct" w:w="39%"/>
-          </w:tcPr>
-          <w:p>
-            <w:pPr>
-              <w:spacing w:after="80"/>
-            </w:pPr>
-            <w:r>
-              <w:rPr>
-                <w:rFonts w:ascii="Microsoft JhengHei" w:cs="Microsoft JhengHei" w:eastAsia="Microsoft JhengHei" w:hAnsi="Microsoft JhengHei"/>
-                <w:b w:val="false"/>
-                <w:bCs w:val="false"/>
-                <w:sz w:val="20"/>
-                <w:szCs w:val="20"/>
-              </w:rPr>
-              <w:t xml:space="preserve">No</w:t>
+              <w:t xml:space="preserve">menopause_status.option_02</w:t>
+            </w:r>
+          </w:p>
+        </w:tc>
+        <w:tc>
+          <w:tcPr>
+            <w:tcW w:type="pct" w:w="39%"/>
+          </w:tcPr>
+          <w:p>
+            <w:pPr>
+              <w:spacing w:after="80"/>
+            </w:pPr>
+            <w:r>
+              <w:rPr>
+                <w:rFonts w:ascii="Microsoft JhengHei" w:cs="Microsoft JhengHei" w:eastAsia="Microsoft JhengHei" w:hAnsi="Microsoft JhengHei"/>
+                <w:b w:val="false"/>
+                <w:bCs w:val="false"/>
+                <w:sz w:val="20"/>
+                <w:szCs w:val="20"/>
+              </w:rPr>
+              <w:t xml:space="preserve">已停經（55 歲或以前停經）</w:t>
+            </w:r>
+          </w:p>
+        </w:tc>
+        <w:tc>
+          <w:tcPr>
+            <w:tcW w:type="pct" w:w="39%"/>
+          </w:tcPr>
+          <w:p>
+            <w:pPr>
+              <w:spacing w:after="80"/>
+            </w:pPr>
+            <w:r>
+              <w:rPr>
+                <w:rFonts w:ascii="Microsoft JhengHei" w:cs="Microsoft JhengHei" w:eastAsia="Microsoft JhengHei" w:hAnsi="Microsoft JhengHei"/>
+                <w:b w:val="false"/>
+                <w:bCs w:val="false"/>
+                <w:sz w:val="20"/>
+                <w:szCs w:val="20"/>
+              </w:rPr>
+              <w:t xml:space="preserve">Menopause at age 55 or earlier</w:t>
             </w:r>
           </w:p>
         </w:tc>
@@ -36416,47 +36416,109 @@
                 <w:sz w:val="20"/>
                 <w:szCs w:val="20"/>
               </w:rPr>
-              <w:t xml:space="preserve">unknown</w:t>
-            </w:r>
-          </w:p>
-        </w:tc>
-        <w:tc>
-          <w:tcPr>
-            <w:tcW w:type="pct" w:w="39%"/>
-          </w:tcPr>
-          <w:p>
-            <w:pPr>
-              <w:spacing w:after="80"/>
-            </w:pPr>
-            <w:r>
-              <w:rPr>
-                <w:rFonts w:ascii="Microsoft JhengHei" w:cs="Microsoft JhengHei" w:eastAsia="Microsoft JhengHei" w:hAnsi="Microsoft JhengHei"/>
-                <w:b w:val="false"/>
-                <w:bCs w:val="false"/>
-                <w:sz w:val="20"/>
-                <w:szCs w:val="20"/>
-              </w:rPr>
-              <w:t xml:space="preserve">不確定</w:t>
-            </w:r>
-          </w:p>
-        </w:tc>
-        <w:tc>
-          <w:tcPr>
-            <w:tcW w:type="pct" w:w="39%"/>
-          </w:tcPr>
-          <w:p>
-            <w:pPr>
-              <w:spacing w:after="80"/>
-            </w:pPr>
-            <w:r>
-              <w:rPr>
-                <w:rFonts w:ascii="Microsoft JhengHei" w:cs="Microsoft JhengHei" w:eastAsia="Microsoft JhengHei" w:hAnsi="Microsoft JhengHei"/>
-                <w:b w:val="false"/>
-                <w:bCs w:val="false"/>
-                <w:sz w:val="20"/>
-                <w:szCs w:val="20"/>
-              </w:rPr>
-              <w:t xml:space="preserve">Not sure</w:t>
+              <w:t xml:space="preserve">menopause_status.option_03</w:t>
+            </w:r>
+          </w:p>
+        </w:tc>
+        <w:tc>
+          <w:tcPr>
+            <w:tcW w:type="pct" w:w="39%"/>
+          </w:tcPr>
+          <w:p>
+            <w:pPr>
+              <w:spacing w:after="80"/>
+            </w:pPr>
+            <w:r>
+              <w:rPr>
+                <w:rFonts w:ascii="Microsoft JhengHei" w:cs="Microsoft JhengHei" w:eastAsia="Microsoft JhengHei" w:hAnsi="Microsoft JhengHei"/>
+                <w:b w:val="false"/>
+                <w:bCs w:val="false"/>
+                <w:sz w:val="20"/>
+                <w:szCs w:val="20"/>
+              </w:rPr>
+              <w:t xml:space="preserve">已停經（55 歲或以後停經）</w:t>
+            </w:r>
+          </w:p>
+        </w:tc>
+        <w:tc>
+          <w:tcPr>
+            <w:tcW w:type="pct" w:w="39%"/>
+          </w:tcPr>
+          <w:p>
+            <w:pPr>
+              <w:spacing w:after="80"/>
+            </w:pPr>
+            <w:r>
+              <w:rPr>
+                <w:rFonts w:ascii="Microsoft JhengHei" w:cs="Microsoft JhengHei" w:eastAsia="Microsoft JhengHei" w:hAnsi="Microsoft JhengHei"/>
+                <w:b w:val="false"/>
+                <w:bCs w:val="false"/>
+                <w:sz w:val="20"/>
+                <w:szCs w:val="20"/>
+              </w:rPr>
+              <w:t xml:space="preserve">Menopause after age 55</w:t>
+            </w:r>
+          </w:p>
+        </w:tc>
+      </w:tr>
+      <w:tr>
+        <w:tc>
+          <w:tcPr>
+            <w:tcW w:type="pct" w:w="22%"/>
+          </w:tcPr>
+          <w:p>
+            <w:pPr>
+              <w:spacing w:after="80"/>
+            </w:pPr>
+            <w:r>
+              <w:rPr>
+                <w:rFonts w:ascii="Microsoft JhengHei" w:cs="Microsoft JhengHei" w:eastAsia="Microsoft JhengHei" w:hAnsi="Microsoft JhengHei"/>
+                <w:b w:val="false"/>
+                <w:bCs w:val="false"/>
+                <w:sz w:val="20"/>
+                <w:szCs w:val="20"/>
+              </w:rPr>
+              <w:t xml:space="preserve">menopause_status.option_04</w:t>
+            </w:r>
+          </w:p>
+        </w:tc>
+        <w:tc>
+          <w:tcPr>
+            <w:tcW w:type="pct" w:w="39%"/>
+          </w:tcPr>
+          <w:p>
+            <w:pPr>
+              <w:spacing w:after="80"/>
+            </w:pPr>
+            <w:r>
+              <w:rPr>
+                <w:rFonts w:ascii="Microsoft JhengHei" w:cs="Microsoft JhengHei" w:eastAsia="Microsoft JhengHei" w:hAnsi="Microsoft JhengHei"/>
+                <w:b w:val="false"/>
+                <w:bCs w:val="false"/>
+                <w:sz w:val="20"/>
+                <w:szCs w:val="20"/>
+              </w:rPr>
+              <w:t xml:space="preserve">已切除子宮或卵巢</w:t>
+            </w:r>
+          </w:p>
+        </w:tc>
+        <w:tc>
+          <w:tcPr>
+            <w:tcW w:type="pct" w:w="39%"/>
+          </w:tcPr>
+          <w:p>
+            <w:pPr>
+              <w:spacing w:after="80"/>
+            </w:pPr>
+            <w:r>
+              <w:rPr>
+                <w:rFonts w:ascii="Microsoft JhengHei" w:cs="Microsoft JhengHei" w:eastAsia="Microsoft JhengHei" w:hAnsi="Microsoft JhengHei"/>
+                <w:b w:val="false"/>
+                <w:bCs w:val="false"/>
+                <w:sz w:val="20"/>
+                <w:szCs w:val="20"/>
+              </w:rPr>
+              <w:t xml:space="preserve">Uterus or ovaries removed</w:t>
             </w:r>
           </w:p>
         </w:tc>
